--- a/Project Proposal Updated 25 March.docx
+++ b/Project Proposal Updated 25 March.docx
@@ -219,61 +219,86 @@
     </w:p>
     <w:p>
       <w:pPr>
+        <w:pStyle w:val="Normal"/>
         <w:spacing w:after="240" w:line="360" w:lineRule="auto"/>
         <w:jc w:val="center"/>
         <w:rPr>
           <w:rFonts w:ascii="Calibri" w:hAnsi="Calibri" w:eastAsia="Calibri" w:cs="Calibri"/>
-          <w:b/>
-          <w:bCs/>
+          <w:b w:val="1"/>
+          <w:bCs w:val="1"/>
         </w:rPr>
       </w:pPr>
       <w:r>
         <w:rPr>
           <w:rFonts w:ascii="Calibri" w:hAnsi="Calibri" w:eastAsia="Calibri" w:cs="Calibri"/>
-          <w:b/>
-          <w:bCs/>
+          <w:b w:val="1"/>
+          <w:bCs w:val="1"/>
         </w:rPr>
         <w:t>Suhartanto Tanuwijaya (12290667)</w:t>
       </w:r>
       <w:r>
+        <w:br/>
+      </w:r>
+      <w:r>
         <w:rPr>
           <w:rFonts w:ascii="Calibri" w:hAnsi="Calibri" w:eastAsia="Calibri" w:cs="Calibri"/>
-          <w:b/>
-          <w:bCs/>
+          <w:b w:val="1"/>
+          <w:bCs w:val="1"/>
         </w:rPr>
-        <w:br/>
+        <w:t>Dev Anand Suresh</w:t>
       </w:r>
       <w:r>
         <w:rPr>
           <w:rFonts w:ascii="Calibri" w:hAnsi="Calibri" w:eastAsia="Calibri" w:cs="Calibri"/>
-          <w:b/>
-          <w:bCs/>
+          <w:b w:val="1"/>
+          <w:bCs w:val="1"/>
         </w:rPr>
-        <w:t>Dev Anand Suresh</w:t>
+        <w:t xml:space="preserve"> </w:t>
       </w:r>
       <w:r>
         <w:rPr>
           <w:rFonts w:ascii="Calibri" w:hAnsi="Calibri" w:eastAsia="Calibri" w:cs="Calibri"/>
-          <w:b/>
-          <w:bCs/>
+          <w:b w:val="1"/>
+          <w:bCs w:val="1"/>
         </w:rPr>
         <w:t>(12272597)</w:t>
       </w:r>
       <w:r>
+        <w:br/>
+      </w:r>
+      <w:r>
         <w:rPr>
           <w:rFonts w:ascii="Calibri" w:hAnsi="Calibri" w:eastAsia="Calibri" w:cs="Calibri"/>
-          <w:b/>
-          <w:bCs/>
+          <w:b w:val="1"/>
+          <w:bCs w:val="1"/>
         </w:rPr>
-        <w:br/>
+        <w:t>Sai Teja Akula</w:t>
       </w:r>
       <w:r>
         <w:rPr>
           <w:rFonts w:ascii="Calibri" w:hAnsi="Calibri" w:eastAsia="Calibri" w:cs="Calibri"/>
-          <w:b/>
-          <w:bCs/>
+          <w:b w:val="1"/>
+          <w:bCs w:val="1"/>
         </w:rPr>
-        <w:t xml:space="preserve">Sai Teja Akula </w:t>
+        <w:t xml:space="preserve"> ( </w:t>
+      </w:r>
+      <w:r>
+        <w:rPr>
+          <w:rFonts w:ascii="Calibri" w:hAnsi="Calibri" w:eastAsia="Calibri" w:cs="Calibri"/>
+          <w:b w:val="1"/>
+          <w:bCs w:val="1"/>
+        </w:rPr>
+        <w:t xml:space="preserve"> </w:t>
+      </w:r>
+      <w:r>
+        <w:rPr>
+          <w:rFonts w:ascii="Calibri" w:hAnsi="Calibri" w:eastAsia="Calibri" w:cs="Calibri"/>
+          <w:noProof w:val="0"/>
+          <w:sz w:val="24"/>
+          <w:szCs w:val="24"/>
+          <w:lang w:val="en-AU"/>
+        </w:rPr>
+        <w:t>12228905 )</w:t>
       </w:r>
     </w:p>
     <w:p>
@@ -297,20 +322,13 @@
     </w:p>
     <w:p>
       <w:pPr>
+        <w:pStyle w:val="Normal"/>
         <w:spacing w:after="240" w:line="360" w:lineRule="auto"/>
         <w:jc w:val="center"/>
         <w:rPr>
           <w:rFonts w:ascii="Calibri" w:hAnsi="Calibri" w:eastAsia="Calibri" w:cs="Calibri"/>
-          <w:b/>
-        </w:rPr>
-      </w:pPr>
-    </w:p>
-    <w:p>
-      <w:pPr>
-        <w:spacing w:after="240" w:line="360" w:lineRule="auto"/>
-        <w:rPr>
-          <w:rFonts w:ascii="Calibri" w:hAnsi="Calibri" w:eastAsia="Calibri" w:cs="Calibri"/>
-          <w:b/>
+          <w:b w:val="1"/>
+          <w:bCs w:val="1"/>
         </w:rPr>
       </w:pPr>
     </w:p>
@@ -320,15 +338,25 @@
         <w:jc w:val="center"/>
         <w:rPr>
           <w:rFonts w:ascii="Calibri" w:hAnsi="Calibri" w:eastAsia="Calibri" w:cs="Calibri"/>
-          <w:b/>
+          <w:b w:val="1"/>
+          <w:bCs w:val="1"/>
         </w:rPr>
       </w:pPr>
       <w:r>
         <w:rPr>
           <w:rFonts w:ascii="Calibri" w:hAnsi="Calibri" w:eastAsia="Calibri" w:cs="Calibri"/>
-          <w:b/>
+          <w:b w:val="1"/>
+          <w:bCs w:val="1"/>
         </w:rPr>
         <w:t>Campus: Sydney</w:t>
+      </w:r>
+      <w:r>
+        <w:rPr>
+          <w:rFonts w:ascii="Calibri" w:hAnsi="Calibri" w:eastAsia="Calibri" w:cs="Calibri"/>
+          <w:b w:val="1"/>
+          <w:bCs w:val="1"/>
+        </w:rPr>
+        <w:t xml:space="preserve"> and Melbourne</w:t>
       </w:r>
     </w:p>
     <w:p>
@@ -337,24 +365,36 @@
         <w:jc w:val="center"/>
         <w:rPr>
           <w:rFonts w:ascii="Calibri" w:hAnsi="Calibri" w:eastAsia="Calibri" w:cs="Calibri"/>
-          <w:b/>
-          <w:bCs/>
+          <w:b w:val="1"/>
+          <w:bCs w:val="1"/>
         </w:rPr>
       </w:pPr>
       <w:r>
         <w:rPr>
           <w:rFonts w:ascii="Calibri" w:hAnsi="Calibri" w:eastAsia="Calibri" w:cs="Calibri"/>
-          <w:b/>
+          <w:b w:val="1"/>
+          <w:bCs w:val="1"/>
         </w:rPr>
         <w:t xml:space="preserve">Tutor: </w:t>
       </w:r>
       <w:r>
         <w:rPr>
           <w:rFonts w:ascii="Calibri" w:hAnsi="Calibri" w:eastAsia="Calibri" w:cs="Calibri"/>
-          <w:b/>
-          <w:bCs/>
+          <w:b w:val="1"/>
+          <w:bCs w:val="1"/>
         </w:rPr>
         <w:t>Biplob Ray</w:t>
+      </w:r>
+      <w:r>
+        <w:br/>
+      </w:r>
+      <w:r>
+        <w:rPr>
+          <w:rFonts w:ascii="Calibri" w:hAnsi="Calibri" w:eastAsia="Calibri" w:cs="Calibri"/>
+          <w:b w:val="1"/>
+          <w:bCs w:val="1"/>
+        </w:rPr>
+        <w:t>Mentor : Dr. Azra</w:t>
       </w:r>
     </w:p>
     <w:sdt>
@@ -2098,7 +2138,7 @@
       </w:pPr>
       <w:r>
         <w:rPr/>
-        <w:t>Analyzing</w:t>
+        <w:t>Analysing</w:t>
       </w:r>
       <w:r>
         <w:rPr/>
@@ -2446,11 +2486,11 @@
       </w:r>
       <w:r>
         <w:rPr/>
-        <w:t>Moreover, managerial aspect</w:t>
-      </w:r>
-      <w:r>
-        <w:rPr/>
-        <w:t xml:space="preserve"> and project schedules</w:t>
+        <w:t xml:space="preserve">Moreover, managerial </w:t>
+      </w:r>
+      <w:r>
+        <w:rPr/>
+        <w:t>aspect</w:t>
       </w:r>
       <w:r>
         <w:rPr/>
@@ -2458,15 +2498,7 @@
       </w:r>
       <w:r>
         <w:rPr/>
-        <w:t xml:space="preserve">also would be discussed as well in this project </w:t>
-      </w:r>
-      <w:r>
-        <w:rPr/>
-        <w:t xml:space="preserve">However, the project has not </w:t>
-      </w:r>
-      <w:r>
-        <w:rPr/>
-        <w:t>includes</w:t>
+        <w:t>,</w:t>
       </w:r>
       <w:r>
         <w:rPr/>
@@ -2474,18 +2506,32 @@
       </w:r>
       <w:r>
         <w:rPr/>
-        <w:t>costs and benefits.</w:t>
-      </w:r>
-    </w:p>
-    <w:p>
-      <w:pPr>
-        <w:pStyle w:val="Normal"/>
-        <w:suppressLineNumbers w:val="0"/>
-        <w:bidi w:val="0"/>
-        <w:spacing w:before="0" w:beforeAutospacing="off" w:after="160" w:afterAutospacing="off" w:line="278" w:lineRule="auto"/>
-        <w:ind w:left="0" w:right="0"/>
-        <w:jc w:val="left"/>
-      </w:pPr>
+        <w:t xml:space="preserve"> project schedules</w:t>
+      </w:r>
+      <w:r>
+        <w:rPr/>
+        <w:t xml:space="preserve"> </w:t>
+      </w:r>
+      <w:r>
+        <w:rPr/>
+        <w:t xml:space="preserve">and estimation budget </w:t>
+      </w:r>
+      <w:r>
+        <w:rPr/>
+        <w:t xml:space="preserve"> would be discussed as well in thi</w:t>
+      </w:r>
+      <w:r>
+        <w:rPr/>
+        <w:t>s project</w:t>
+      </w:r>
+      <w:r>
+        <w:rPr/>
+        <w:t xml:space="preserve"> </w:t>
+      </w:r>
+      <w:r>
+        <w:rPr/>
+        <w:t>.</w:t>
+      </w:r>
     </w:p>
     <w:p>
       <w:pPr>
@@ -2693,6 +2739,7 @@
         <w:tc>
           <w:tcPr>
             <w:tcW w:w="2857" w:type="dxa"/>
+            <w:tcMar/>
           </w:tcPr>
           <w:p>
             <w:pPr>
@@ -2714,6 +2761,7 @@
         <w:tc>
           <w:tcPr>
             <w:tcW w:w="2873" w:type="dxa"/>
+            <w:tcMar/>
           </w:tcPr>
           <w:p>
             <w:pPr>
@@ -2735,6 +2783,7 @@
         <w:tc>
           <w:tcPr>
             <w:tcW w:w="2926" w:type="dxa"/>
+            <w:tcMar/>
           </w:tcPr>
           <w:p>
             <w:pPr>
@@ -2761,6 +2810,7 @@
         <w:tc>
           <w:tcPr>
             <w:tcW w:w="2857" w:type="dxa"/>
+            <w:tcMar/>
           </w:tcPr>
           <w:p>
             <w:r>
@@ -2771,16 +2821,31 @@
         <w:tc>
           <w:tcPr>
             <w:tcW w:w="2873" w:type="dxa"/>
-          </w:tcPr>
-          <w:p>
-            <w:r>
-              <w:t>Identifies client requirements,constraint and objectives</w:t>
+            <w:tcMar/>
+          </w:tcPr>
+          <w:p>
+            <w:r>
+              <w:rPr/>
+              <w:t>Identifies</w:t>
+            </w:r>
+            <w:r>
+              <w:rPr/>
+              <w:t xml:space="preserve"> client </w:t>
+            </w:r>
+            <w:r>
+              <w:rPr/>
+              <w:t>requirements, constraint</w:t>
+            </w:r>
+            <w:r>
+              <w:rPr/>
+              <w:t xml:space="preserve"> and objectives</w:t>
             </w:r>
           </w:p>
         </w:tc>
         <w:tc>
           <w:tcPr>
             <w:tcW w:w="2926" w:type="dxa"/>
+            <w:tcMar/>
           </w:tcPr>
           <w:p>
             <w:pPr>
@@ -2789,17 +2854,30 @@
                 <w:ilvl w:val="0"/>
                 <w:numId w:val="18"/>
               </w:numPr>
-            </w:pPr>
-            <w:r>
+              <w:rPr/>
+            </w:pPr>
+            <w:r>
+              <w:rPr/>
               <w:t xml:space="preserve">Identified </w:t>
             </w:r>
             <w:r>
-              <w:t xml:space="preserve"> objectives</w:t>
-            </w:r>
-            <w:r>
-              <w:t xml:space="preserve">,needs and </w:t>
-            </w:r>
-            <w:r>
+              <w:rPr/>
+              <w:t xml:space="preserve"> </w:t>
+            </w:r>
+            <w:r>
+              <w:rPr/>
+              <w:t>objectives, needs</w:t>
+            </w:r>
+            <w:r>
+              <w:rPr/>
+              <w:t xml:space="preserve"> </w:t>
+            </w:r>
+            <w:r>
+              <w:rPr/>
+              <w:t xml:space="preserve">and </w:t>
+            </w:r>
+            <w:r>
+              <w:rPr/>
               <w:t xml:space="preserve"> constraint</w:t>
             </w:r>
           </w:p>
@@ -2812,6 +2890,7 @@
         <w:tc>
           <w:tcPr>
             <w:tcW w:w="2857" w:type="dxa"/>
+            <w:tcMar/>
           </w:tcPr>
           <w:p>
             <w:r>
@@ -2826,6 +2905,7 @@
         <w:tc>
           <w:tcPr>
             <w:tcW w:w="2873" w:type="dxa"/>
+            <w:tcMar/>
           </w:tcPr>
           <w:p>
             <w:r>
@@ -2836,6 +2916,7 @@
         <w:tc>
           <w:tcPr>
             <w:tcW w:w="2926" w:type="dxa"/>
+            <w:tcMar/>
           </w:tcPr>
           <w:p>
             <w:pPr>
@@ -2858,6 +2939,7 @@
         <w:tc>
           <w:tcPr>
             <w:tcW w:w="2857" w:type="dxa"/>
+            <w:tcMar/>
           </w:tcPr>
           <w:p>
             <w:r>
@@ -2868,6 +2950,7 @@
         <w:tc>
           <w:tcPr>
             <w:tcW w:w="2873" w:type="dxa"/>
+            <w:tcMar/>
           </w:tcPr>
           <w:p>
             <w:r>
@@ -2883,6 +2966,7 @@
         <w:tc>
           <w:tcPr>
             <w:tcW w:w="2926" w:type="dxa"/>
+            <w:tcMar/>
           </w:tcPr>
           <w:p>
             <w:pPr>
@@ -2929,6 +3013,7 @@
         <w:tc>
           <w:tcPr>
             <w:tcW w:w="2857" w:type="dxa"/>
+            <w:tcMar/>
           </w:tcPr>
           <w:p>
             <w:pPr>
@@ -2947,6 +3032,7 @@
         <w:tc>
           <w:tcPr>
             <w:tcW w:w="2873" w:type="dxa"/>
+            <w:tcMar/>
           </w:tcPr>
           <w:p>
             <w:r>
@@ -2957,6 +3043,7 @@
         <w:tc>
           <w:tcPr>
             <w:tcW w:w="2926" w:type="dxa"/>
+            <w:tcMar/>
           </w:tcPr>
           <w:p>
             <w:pPr>
@@ -2979,6 +3066,7 @@
         <w:tc>
           <w:tcPr>
             <w:tcW w:w="2857" w:type="dxa"/>
+            <w:tcMar/>
           </w:tcPr>
           <w:p>
             <w:r>
@@ -2997,6 +3085,7 @@
         <w:tc>
           <w:tcPr>
             <w:tcW w:w="2873" w:type="dxa"/>
+            <w:tcMar/>
           </w:tcPr>
           <w:p>
             <w:r>
@@ -3007,6 +3096,7 @@
         <w:tc>
           <w:tcPr>
             <w:tcW w:w="2926" w:type="dxa"/>
+            <w:tcMar/>
           </w:tcPr>
           <w:p>
             <w:pPr>
@@ -3032,6 +3122,7 @@
         <w:tc>
           <w:tcPr>
             <w:tcW w:w="2857" w:type="dxa"/>
+            <w:tcMar/>
           </w:tcPr>
           <w:p>
             <w:pPr>
@@ -3050,6 +3141,7 @@
         <w:tc>
           <w:tcPr>
             <w:tcW w:w="2873" w:type="dxa"/>
+            <w:tcMar/>
           </w:tcPr>
           <w:p>
             <w:r>
@@ -3066,6 +3158,7 @@
         <w:tc>
           <w:tcPr>
             <w:tcW w:w="2926" w:type="dxa"/>
+            <w:tcMar/>
           </w:tcPr>
           <w:p>
             <w:pPr>
@@ -3119,6 +3212,7 @@
         <w:tc>
           <w:tcPr>
             <w:tcW w:w="2857" w:type="dxa"/>
+            <w:tcMar/>
           </w:tcPr>
           <w:p>
             <w:pPr>
@@ -3137,6 +3231,7 @@
         <w:tc>
           <w:tcPr>
             <w:tcW w:w="2873" w:type="dxa"/>
+            <w:tcMar/>
           </w:tcPr>
           <w:p>
             <w:r>
@@ -3147,6 +3242,7 @@
         <w:tc>
           <w:tcPr>
             <w:tcW w:w="2926" w:type="dxa"/>
+            <w:tcMar/>
           </w:tcPr>
           <w:p>
             <w:pPr>
@@ -3169,6 +3265,7 @@
         <w:tc>
           <w:tcPr>
             <w:tcW w:w="2857" w:type="dxa"/>
+            <w:tcMar/>
           </w:tcPr>
           <w:p>
             <w:pPr>
@@ -3187,6 +3284,7 @@
         <w:tc>
           <w:tcPr>
             <w:tcW w:w="2873" w:type="dxa"/>
+            <w:tcMar/>
           </w:tcPr>
           <w:p>
             <w:r>
@@ -3197,6 +3295,7 @@
         <w:tc>
           <w:tcPr>
             <w:tcW w:w="2926" w:type="dxa"/>
+            <w:tcMar/>
           </w:tcPr>
           <w:p>
             <w:pPr>
@@ -3231,6 +3330,7 @@
         <w:tc>
           <w:tcPr>
             <w:tcW w:w="2857" w:type="dxa"/>
+            <w:tcMar/>
           </w:tcPr>
           <w:p>
             <w:pPr>
@@ -3249,6 +3349,7 @@
         <w:tc>
           <w:tcPr>
             <w:tcW w:w="2873" w:type="dxa"/>
+            <w:tcMar/>
           </w:tcPr>
           <w:p>
             <w:r>
@@ -3271,6 +3372,7 @@
         <w:tc>
           <w:tcPr>
             <w:tcW w:w="2926" w:type="dxa"/>
+            <w:tcMar/>
           </w:tcPr>
           <w:p>
             <w:pPr>
@@ -3298,6 +3400,7 @@
         <w:tc>
           <w:tcPr>
             <w:tcW w:w="2857" w:type="dxa"/>
+            <w:tcMar/>
           </w:tcPr>
           <w:p>
             <w:pPr>
@@ -3316,6 +3419,7 @@
         <w:tc>
           <w:tcPr>
             <w:tcW w:w="2873" w:type="dxa"/>
+            <w:tcMar/>
           </w:tcPr>
           <w:p>
             <w:r>
@@ -3338,6 +3442,7 @@
         <w:tc>
           <w:tcPr>
             <w:tcW w:w="2926" w:type="dxa"/>
+            <w:tcMar/>
           </w:tcPr>
           <w:p>
             <w:pPr>
@@ -3357,6 +3462,7 @@
         <w:tc>
           <w:tcPr>
             <w:tcW w:w="2857" w:type="dxa"/>
+            <w:tcMar/>
           </w:tcPr>
           <w:p>
             <w:r>
@@ -3370,6 +3476,7 @@
         <w:tc>
           <w:tcPr>
             <w:tcW w:w="2873" w:type="dxa"/>
+            <w:tcMar/>
           </w:tcPr>
           <w:p>
             <w:r>
@@ -3380,6 +3487,7 @@
         <w:tc>
           <w:tcPr>
             <w:tcW w:w="2926" w:type="dxa"/>
+            <w:tcMar/>
           </w:tcPr>
           <w:p>
             <w:pPr>
@@ -3399,6 +3507,7 @@
         <w:tc>
           <w:tcPr>
             <w:tcW w:w="2857" w:type="dxa"/>
+            <w:tcMar/>
           </w:tcPr>
           <w:p>
             <w:pPr>
@@ -3423,6 +3532,7 @@
         <w:tc>
           <w:tcPr>
             <w:tcW w:w="2873" w:type="dxa"/>
+            <w:tcMar/>
           </w:tcPr>
           <w:p>
             <w:r>
@@ -3433,6 +3543,7 @@
         <w:tc>
           <w:tcPr>
             <w:tcW w:w="2926" w:type="dxa"/>
+            <w:tcMar/>
           </w:tcPr>
           <w:p>
             <w:pPr>
@@ -3467,6 +3578,7 @@
         <w:tc>
           <w:tcPr>
             <w:tcW w:w="2857" w:type="dxa"/>
+            <w:tcMar/>
           </w:tcPr>
           <w:p>
             <w:pPr>
@@ -3485,6 +3597,7 @@
         <w:tc>
           <w:tcPr>
             <w:tcW w:w="2873" w:type="dxa"/>
+            <w:tcMar/>
           </w:tcPr>
           <w:p>
             <w:r>
@@ -3495,6 +3608,7 @@
         <w:tc>
           <w:tcPr>
             <w:tcW w:w="2926" w:type="dxa"/>
+            <w:tcMar/>
           </w:tcPr>
           <w:p>
             <w:pPr>
@@ -4448,6 +4562,7 @@
         <w:tc>
           <w:tcPr>
             <w:tcW w:w="3005" w:type="dxa"/>
+            <w:tcMar/>
           </w:tcPr>
           <w:p>
             <w:pPr>
@@ -4470,6 +4585,7 @@
         <w:tc>
           <w:tcPr>
             <w:tcW w:w="3005" w:type="dxa"/>
+            <w:tcMar/>
           </w:tcPr>
           <w:p>
             <w:pPr>
@@ -4492,6 +4608,7 @@
         <w:tc>
           <w:tcPr>
             <w:tcW w:w="3006" w:type="dxa"/>
+            <w:tcMar/>
           </w:tcPr>
           <w:p>
             <w:pPr>
@@ -4519,6 +4636,7 @@
         <w:tc>
           <w:tcPr>
             <w:tcW w:w="3005" w:type="dxa"/>
+            <w:tcMar/>
           </w:tcPr>
           <w:p>
             <w:r>
@@ -4529,6 +4647,7 @@
         <w:tc>
           <w:tcPr>
             <w:tcW w:w="3005" w:type="dxa"/>
+            <w:tcMar/>
           </w:tcPr>
           <w:p>
             <w:pPr>
@@ -4547,6 +4666,7 @@
         <w:tc>
           <w:tcPr>
             <w:tcW w:w="3006" w:type="dxa"/>
+            <w:tcMar/>
           </w:tcPr>
           <w:p>
             <w:pPr>
@@ -4570,6 +4690,7 @@
         <w:tc>
           <w:tcPr>
             <w:tcW w:w="3005" w:type="dxa"/>
+            <w:tcMar/>
           </w:tcPr>
           <w:p>
             <w:r>
@@ -4580,6 +4701,7 @@
         <w:tc>
           <w:tcPr>
             <w:tcW w:w="3005" w:type="dxa"/>
+            <w:tcMar/>
           </w:tcPr>
           <w:p>
             <w:pPr>
@@ -4598,6 +4720,7 @@
         <w:tc>
           <w:tcPr>
             <w:tcW w:w="3006" w:type="dxa"/>
+            <w:tcMar/>
           </w:tcPr>
           <w:p>
             <w:pPr>
@@ -4621,6 +4744,7 @@
         <w:tc>
           <w:tcPr>
             <w:tcW w:w="3005" w:type="dxa"/>
+            <w:tcMar/>
           </w:tcPr>
           <w:p>
             <w:r>
@@ -4631,6 +4755,7 @@
         <w:tc>
           <w:tcPr>
             <w:tcW w:w="3005" w:type="dxa"/>
+            <w:tcMar/>
           </w:tcPr>
           <w:p>
             <w:pPr>
@@ -4649,6 +4774,7 @@
         <w:tc>
           <w:tcPr>
             <w:tcW w:w="3006" w:type="dxa"/>
+            <w:tcMar/>
           </w:tcPr>
           <w:p>
             <w:pPr>
@@ -4672,6 +4798,7 @@
         <w:tc>
           <w:tcPr>
             <w:tcW w:w="3005" w:type="dxa"/>
+            <w:tcMar/>
           </w:tcPr>
           <w:p>
             <w:pPr>
@@ -4690,6 +4817,7 @@
         <w:tc>
           <w:tcPr>
             <w:tcW w:w="3005" w:type="dxa"/>
+            <w:tcMar/>
           </w:tcPr>
           <w:p>
             <w:pPr>
@@ -4708,6 +4836,7 @@
         <w:tc>
           <w:tcPr>
             <w:tcW w:w="3006" w:type="dxa"/>
+            <w:tcMar/>
           </w:tcPr>
           <w:p>
             <w:pPr>
@@ -4731,6 +4860,7 @@
         <w:tc>
           <w:tcPr>
             <w:tcW w:w="3005" w:type="dxa"/>
+            <w:tcMar/>
           </w:tcPr>
           <w:p>
             <w:pPr>
@@ -4749,6 +4879,7 @@
         <w:tc>
           <w:tcPr>
             <w:tcW w:w="3005" w:type="dxa"/>
+            <w:tcMar/>
           </w:tcPr>
           <w:p>
             <w:pPr>
@@ -4767,6 +4898,7 @@
         <w:tc>
           <w:tcPr>
             <w:tcW w:w="3006" w:type="dxa"/>
+            <w:tcMar/>
           </w:tcPr>
           <w:p>
             <w:pPr>
@@ -4790,6 +4922,7 @@
         <w:tc>
           <w:tcPr>
             <w:tcW w:w="3005" w:type="dxa"/>
+            <w:tcMar/>
           </w:tcPr>
           <w:p>
             <w:pPr>
@@ -4808,6 +4941,7 @@
         <w:tc>
           <w:tcPr>
             <w:tcW w:w="3005" w:type="dxa"/>
+            <w:tcMar/>
           </w:tcPr>
           <w:p>
             <w:pPr>
@@ -4826,6 +4960,7 @@
         <w:tc>
           <w:tcPr>
             <w:tcW w:w="3006" w:type="dxa"/>
+            <w:tcMar/>
           </w:tcPr>
           <w:p>
             <w:pPr>
@@ -4849,6 +4984,7 @@
         <w:tc>
           <w:tcPr>
             <w:tcW w:w="3005" w:type="dxa"/>
+            <w:tcMar/>
           </w:tcPr>
           <w:p>
             <w:pPr>
@@ -4867,6 +5003,7 @@
         <w:tc>
           <w:tcPr>
             <w:tcW w:w="3005" w:type="dxa"/>
+            <w:tcMar/>
           </w:tcPr>
           <w:p>
             <w:pPr>
@@ -4885,6 +5022,7 @@
         <w:tc>
           <w:tcPr>
             <w:tcW w:w="3006" w:type="dxa"/>
+            <w:tcMar/>
           </w:tcPr>
           <w:p>
             <w:pPr>
@@ -4908,6 +5046,7 @@
         <w:tc>
           <w:tcPr>
             <w:tcW w:w="3005" w:type="dxa"/>
+            <w:tcMar/>
           </w:tcPr>
           <w:p>
             <w:pPr>
@@ -4926,6 +5065,7 @@
         <w:tc>
           <w:tcPr>
             <w:tcW w:w="3005" w:type="dxa"/>
+            <w:tcMar/>
           </w:tcPr>
           <w:p>
             <w:pPr>
@@ -4950,6 +5090,7 @@
         <w:tc>
           <w:tcPr>
             <w:tcW w:w="3006" w:type="dxa"/>
+            <w:tcMar/>
           </w:tcPr>
           <w:p>
             <w:pPr>
@@ -4973,6 +5114,7 @@
         <w:tc>
           <w:tcPr>
             <w:tcW w:w="3005" w:type="dxa"/>
+            <w:tcMar/>
           </w:tcPr>
           <w:p>
             <w:pPr>
@@ -4991,6 +5133,7 @@
         <w:tc>
           <w:tcPr>
             <w:tcW w:w="3005" w:type="dxa"/>
+            <w:tcMar/>
           </w:tcPr>
           <w:p>
             <w:pPr>
@@ -5009,6 +5152,7 @@
         <w:tc>
           <w:tcPr>
             <w:tcW w:w="3006" w:type="dxa"/>
+            <w:tcMar/>
           </w:tcPr>
           <w:p>
             <w:pPr>
@@ -5032,6 +5176,7 @@
         <w:tc>
           <w:tcPr>
             <w:tcW w:w="3005" w:type="dxa"/>
+            <w:tcMar/>
           </w:tcPr>
           <w:p>
             <w:r>
@@ -5045,6 +5190,7 @@
         <w:tc>
           <w:tcPr>
             <w:tcW w:w="3005" w:type="dxa"/>
+            <w:tcMar/>
           </w:tcPr>
           <w:p>
             <w:pPr>
@@ -5063,6 +5209,7 @@
         <w:tc>
           <w:tcPr>
             <w:tcW w:w="3006" w:type="dxa"/>
+            <w:tcMar/>
           </w:tcPr>
           <w:p>
             <w:pPr>
@@ -5086,6 +5233,7 @@
         <w:tc>
           <w:tcPr>
             <w:tcW w:w="3005" w:type="dxa"/>
+            <w:tcMar/>
           </w:tcPr>
           <w:p>
             <w:pPr>
@@ -5104,6 +5252,7 @@
         <w:tc>
           <w:tcPr>
             <w:tcW w:w="3005" w:type="dxa"/>
+            <w:tcMar/>
           </w:tcPr>
           <w:p>
             <w:pPr>
@@ -5122,6 +5271,7 @@
         <w:tc>
           <w:tcPr>
             <w:tcW w:w="3006" w:type="dxa"/>
+            <w:tcMar/>
           </w:tcPr>
           <w:p>
             <w:pPr>
@@ -5145,6 +5295,7 @@
         <w:tc>
           <w:tcPr>
             <w:tcW w:w="3005" w:type="dxa"/>
+            <w:tcMar/>
           </w:tcPr>
           <w:p>
             <w:pPr>
@@ -5163,6 +5314,7 @@
         <w:tc>
           <w:tcPr>
             <w:tcW w:w="3005" w:type="dxa"/>
+            <w:tcMar/>
           </w:tcPr>
           <w:p>
             <w:pPr>
@@ -5188,6 +5340,7 @@
         <w:tc>
           <w:tcPr>
             <w:tcW w:w="3006" w:type="dxa"/>
+            <w:tcMar/>
           </w:tcPr>
           <w:p>
             <w:pPr>
@@ -5212,6 +5365,7 @@
         </w:tc>
       </w:tr>
     </w:tbl>
+    <w:p/>
     <w:p>
       <w:pPr>
         <w:rPr>
@@ -5584,6 +5738,30 @@
           <w:lang w:val="en-ID"/>
         </w:rPr>
       </w:pPr>
+      <w:r>
+        <w:rPr>
+          <w:lang w:val="en-ID"/>
+        </w:rPr>
+        <w:t xml:space="preserve">There </w:t>
+      </w:r>
+      <w:r>
+        <w:rPr>
+          <w:lang w:val="en-ID"/>
+        </w:rPr>
+        <w:t>are</w:t>
+      </w:r>
+      <w:r>
+        <w:rPr>
+          <w:lang w:val="en-ID"/>
+        </w:rPr>
+        <w:t xml:space="preserve"> no cost for chosen In-Kind resources and </w:t>
+      </w:r>
+      <w:r>
+        <w:rPr>
+          <w:lang w:val="en-ID"/>
+        </w:rPr>
+        <w:t xml:space="preserve">it all available in Internet . </w:t>
+      </w:r>
     </w:p>
     <w:p>
       <w:pPr>
@@ -5755,13 +5933,31 @@
         </w:tc>
       </w:tr>
     </w:tbl>
-    <w:p/>
     <w:p>
       <w:pPr>
-        <w:rPr>
-          <w:lang w:val="en-ID"/>
-        </w:rPr>
-      </w:pPr>
+        <w:pStyle w:val="Normal"/>
+      </w:pPr>
+    </w:p>
+    <w:p>
+      <w:pPr>
+        <w:pStyle w:val="Normal"/>
+      </w:pPr>
+      <w:r>
+        <w:rPr/>
+        <w:t xml:space="preserve">Total cash it needed to </w:t>
+      </w:r>
+      <w:r>
+        <w:rPr/>
+        <w:t>completed</w:t>
+      </w:r>
+      <w:r>
+        <w:rPr/>
+        <w:t xml:space="preserve"> the project would be </w:t>
+      </w:r>
+      <w:r>
+        <w:rPr/>
+        <w:t>$226 AUD</w:t>
+      </w:r>
     </w:p>
     <w:p>
       <w:pPr>
@@ -5800,6 +5996,7 @@
         <w:tc>
           <w:tcPr>
             <w:tcW w:w="3005" w:type="dxa"/>
+            <w:tcMar/>
           </w:tcPr>
           <w:p>
             <w:pPr>
@@ -5822,6 +6019,7 @@
         <w:tc>
           <w:tcPr>
             <w:tcW w:w="3005" w:type="dxa"/>
+            <w:tcMar/>
           </w:tcPr>
           <w:p>
             <w:pPr>
@@ -5844,6 +6042,7 @@
         <w:tc>
           <w:tcPr>
             <w:tcW w:w="3006" w:type="dxa"/>
+            <w:tcMar/>
           </w:tcPr>
           <w:p>
             <w:pPr>
@@ -5868,35 +6067,79 @@
         <w:tc>
           <w:tcPr>
             <w:tcW w:w="3005" w:type="dxa"/>
-          </w:tcPr>
-          <w:p>
-            <w:r>
+            <w:tcMar/>
+          </w:tcPr>
+          <w:p>
+            <w:r>
+              <w:rPr/>
               <w:t>All-Source Analyst</w:t>
             </w:r>
+            <w:r>
+              <w:rPr/>
+              <w:t xml:space="preserve"> /</w:t>
+            </w:r>
+            <w:r>
+              <w:rPr/>
+              <w:t xml:space="preserve"> Data</w:t>
+            </w:r>
+            <w:r>
+              <w:rPr/>
+              <w:t xml:space="preserve"> Analyst </w:t>
+            </w:r>
+            <w:r>
+              <w:rPr/>
+              <w:t xml:space="preserve">or Data Scientist </w:t>
+            </w:r>
           </w:p>
         </w:tc>
         <w:tc>
           <w:tcPr>
             <w:tcW w:w="3005" w:type="dxa"/>
-          </w:tcPr>
-          <w:p>
-            <w:pPr>
-              <w:rPr>
-                <w:lang w:val="en-ID"/>
-              </w:rPr>
-            </w:pPr>
+            <w:tcMar/>
+          </w:tcPr>
+          <w:p>
+            <w:pPr>
+              <w:rPr>
+                <w:lang w:val="en-ID"/>
+              </w:rPr>
+            </w:pPr>
+            <w:r>
+              <w:rPr>
+                <w:lang w:val="en-ID"/>
+              </w:rPr>
+              <w:t xml:space="preserve">317 AUD technical Lead and 158 AUD for reviewer </w:t>
+            </w:r>
           </w:p>
         </w:tc>
         <w:tc>
           <w:tcPr>
             <w:tcW w:w="3006" w:type="dxa"/>
-          </w:tcPr>
-          <w:p>
-            <w:pPr>
-              <w:rPr>
-                <w:lang w:val="en-ID"/>
-              </w:rPr>
-            </w:pPr>
+            <w:tcMar/>
+          </w:tcPr>
+          <w:p>
+            <w:pPr>
+              <w:rPr>
+                <w:lang w:val="en-AU"/>
+              </w:rPr>
+            </w:pPr>
+            <w:r>
+              <w:rPr>
+                <w:lang w:val="en-AU"/>
+              </w:rPr>
+              <w:t xml:space="preserve">$ 475 AUD/day </w:t>
+            </w:r>
+            <w:r>
+              <w:rPr>
+                <w:lang w:val="en-AU"/>
+              </w:rPr>
+              <w:t>( Seek</w:t>
+            </w:r>
+            <w:r>
+              <w:rPr>
+                <w:lang w:val="en-AU"/>
+              </w:rPr>
+              <w:t>)</w:t>
+            </w:r>
           </w:p>
         </w:tc>
       </w:tr>
@@ -5904,35 +6147,67 @@
         <w:tc>
           <w:tcPr>
             <w:tcW w:w="3005" w:type="dxa"/>
-          </w:tcPr>
-          <w:p>
-            <w:r>
+            <w:tcMar/>
+          </w:tcPr>
+          <w:p>
+            <w:r>
+              <w:rPr/>
               <w:t>Information System Security Developer</w:t>
             </w:r>
+            <w:r>
+              <w:rPr/>
+              <w:t xml:space="preserve"> / Security Consultant </w:t>
+            </w:r>
           </w:p>
         </w:tc>
         <w:tc>
           <w:tcPr>
             <w:tcW w:w="3005" w:type="dxa"/>
-          </w:tcPr>
-          <w:p>
-            <w:pPr>
-              <w:rPr>
-                <w:lang w:val="en-ID"/>
-              </w:rPr>
-            </w:pPr>
+            <w:tcMar/>
+          </w:tcPr>
+          <w:p>
+            <w:pPr>
+              <w:rPr>
+                <w:lang w:val="en-AU"/>
+              </w:rPr>
+            </w:pPr>
+            <w:r>
+              <w:rPr>
+                <w:lang w:val="en-AU"/>
+              </w:rPr>
+              <w:t xml:space="preserve">438 </w:t>
+            </w:r>
+            <w:r>
+              <w:rPr>
+                <w:lang w:val="en-AU"/>
+              </w:rPr>
+              <w:t>AUD  technical</w:t>
+            </w:r>
+            <w:r>
+              <w:rPr>
+                <w:lang w:val="en-AU"/>
+              </w:rPr>
+              <w:t xml:space="preserve"> lead and 219 AUD reviewer</w:t>
+            </w:r>
           </w:p>
         </w:tc>
         <w:tc>
           <w:tcPr>
             <w:tcW w:w="3006" w:type="dxa"/>
-          </w:tcPr>
-          <w:p>
-            <w:pPr>
-              <w:rPr>
-                <w:lang w:val="en-ID"/>
-              </w:rPr>
-            </w:pPr>
+            <w:tcMar/>
+          </w:tcPr>
+          <w:p>
+            <w:pPr>
+              <w:rPr>
+                <w:lang w:val="en-ID"/>
+              </w:rPr>
+            </w:pPr>
+            <w:r>
+              <w:rPr>
+                <w:lang w:val="en-ID"/>
+              </w:rPr>
+              <w:t>$657 AUD/day (Seek)</w:t>
+            </w:r>
           </w:p>
         </w:tc>
       </w:tr>
@@ -5940,6 +6215,7 @@
         <w:tc>
           <w:tcPr>
             <w:tcW w:w="3005" w:type="dxa"/>
+            <w:tcMar/>
           </w:tcPr>
           <w:p>
             <w:r>
@@ -5950,25 +6226,93 @@
         <w:tc>
           <w:tcPr>
             <w:tcW w:w="3005" w:type="dxa"/>
-          </w:tcPr>
-          <w:p>
-            <w:pPr>
-              <w:rPr>
-                <w:lang w:val="en-ID"/>
-              </w:rPr>
-            </w:pPr>
+            <w:tcMar/>
+          </w:tcPr>
+          <w:p>
+            <w:pPr>
+              <w:rPr>
+                <w:lang w:val="en-ID"/>
+              </w:rPr>
+            </w:pPr>
+            <w:r>
+              <w:rPr>
+                <w:lang w:val="en-ID"/>
+              </w:rPr>
+              <w:t>3</w:t>
+            </w:r>
+            <w:r>
+              <w:rPr>
+                <w:lang w:val="en-ID"/>
+              </w:rPr>
+              <w:t>15</w:t>
+            </w:r>
+            <w:r>
+              <w:rPr>
+                <w:lang w:val="en-ID"/>
+              </w:rPr>
+              <w:t xml:space="preserve"> AUD for Technical lead and</w:t>
+            </w:r>
+            <w:r>
+              <w:rPr>
+                <w:lang w:val="en-ID"/>
+              </w:rPr>
+              <w:t xml:space="preserve"> 157 AUD</w:t>
+            </w:r>
+            <w:r>
+              <w:rPr>
+                <w:lang w:val="en-ID"/>
+              </w:rPr>
+              <w:t xml:space="preserve"> Reviewer</w:t>
+            </w:r>
           </w:p>
         </w:tc>
         <w:tc>
           <w:tcPr>
             <w:tcW w:w="3006" w:type="dxa"/>
-          </w:tcPr>
-          <w:p>
-            <w:pPr>
-              <w:rPr>
-                <w:lang w:val="en-ID"/>
-              </w:rPr>
-            </w:pPr>
+            <w:tcMar/>
+          </w:tcPr>
+          <w:p>
+            <w:pPr>
+              <w:rPr>
+                <w:lang w:val="en-AU"/>
+              </w:rPr>
+            </w:pPr>
+            <w:r>
+              <w:rPr>
+                <w:lang w:val="en-AU"/>
+              </w:rPr>
+              <w:t xml:space="preserve"> $</w:t>
+            </w:r>
+            <w:r>
+              <w:rPr>
+                <w:lang w:val="en-AU"/>
+              </w:rPr>
+              <w:t>472</w:t>
+            </w:r>
+            <w:r>
+              <w:rPr>
+                <w:lang w:val="en-AU"/>
+              </w:rPr>
+              <w:t xml:space="preserve"> AUD/</w:t>
+            </w:r>
+            <w:r>
+              <w:rPr>
+                <w:lang w:val="en-AU"/>
+              </w:rPr>
+              <w:t>day</w:t>
+            </w:r>
+            <w:r>
+              <w:rPr>
+                <w:lang w:val="en-AU"/>
+              </w:rPr>
+              <w:t>( Seek</w:t>
+            </w:r>
+            <w:r>
+              <w:rPr>
+                <w:lang w:val="en-AU"/>
+              </w:rPr>
+              <w:t xml:space="preserve"> )</w:t>
+            </w:r>
           </w:p>
         </w:tc>
       </w:tr>
@@ -5976,35 +6320,81 @@
         <w:tc>
           <w:tcPr>
             <w:tcW w:w="3005" w:type="dxa"/>
-          </w:tcPr>
-          <w:p>
-            <w:r>
+            <w:tcMar/>
+          </w:tcPr>
+          <w:p>
+            <w:r>
+              <w:rPr/>
               <w:t>Threat / Warning Analyst</w:t>
             </w:r>
+            <w:r>
+              <w:rPr/>
+              <w:t xml:space="preserve">  </w:t>
+            </w:r>
+          </w:p>
+          <w:p>
+            <w:r>
+              <w:rPr/>
+              <w:t xml:space="preserve">System </w:t>
+            </w:r>
+            <w:r>
+              <w:rPr/>
+              <w:t>admin ,</w:t>
+            </w:r>
+            <w:r>
+              <w:rPr/>
+              <w:t xml:space="preserve"> security admin</w:t>
+            </w:r>
           </w:p>
         </w:tc>
         <w:tc>
           <w:tcPr>
             <w:tcW w:w="3005" w:type="dxa"/>
-          </w:tcPr>
-          <w:p>
-            <w:pPr>
-              <w:rPr>
-                <w:lang w:val="en-ID"/>
-              </w:rPr>
-            </w:pPr>
+            <w:tcMar/>
+          </w:tcPr>
+          <w:p>
+            <w:pPr>
+              <w:pStyle w:val="Normal"/>
+              <w:suppressLineNumbers w:val="0"/>
+              <w:bidi w:val="0"/>
+              <w:spacing w:before="0" w:beforeAutospacing="off" w:after="0" w:afterAutospacing="off" w:line="240" w:lineRule="auto"/>
+              <w:ind w:left="0" w:right="0"/>
+              <w:jc w:val="left"/>
+              <w:rPr>
+                <w:lang w:val="en-ID"/>
+              </w:rPr>
+            </w:pPr>
+            <w:r>
+              <w:rPr>
+                <w:lang w:val="en-ID"/>
+              </w:rPr>
+              <w:t xml:space="preserve">  </w:t>
+            </w:r>
+            <w:r>
+              <w:rPr>
+                <w:lang w:val="en-ID"/>
+              </w:rPr>
+              <w:t>300 AUD for technical Lead and 150 as reviewer</w:t>
+            </w:r>
           </w:p>
         </w:tc>
         <w:tc>
           <w:tcPr>
             <w:tcW w:w="3006" w:type="dxa"/>
-          </w:tcPr>
-          <w:p>
-            <w:pPr>
-              <w:rPr>
-                <w:lang w:val="en-ID"/>
-              </w:rPr>
-            </w:pPr>
+            <w:tcMar/>
+          </w:tcPr>
+          <w:p>
+            <w:pPr>
+              <w:rPr>
+                <w:lang w:val="en-ID"/>
+              </w:rPr>
+            </w:pPr>
+            <w:r>
+              <w:rPr>
+                <w:lang w:val="en-ID"/>
+              </w:rPr>
+              <w:t>450 AUD/day (Seek)</w:t>
+            </w:r>
           </w:p>
         </w:tc>
       </w:tr>
@@ -6012,35 +6402,71 @@
         <w:tc>
           <w:tcPr>
             <w:tcW w:w="3005" w:type="dxa"/>
-          </w:tcPr>
-          <w:p>
-            <w:r>
+            <w:tcMar/>
+          </w:tcPr>
+          <w:p>
+            <w:r>
+              <w:rPr/>
               <w:t>System Testing and Evaluation Specialist</w:t>
             </w:r>
+            <w:r>
+              <w:rPr/>
+              <w:t xml:space="preserve"> </w:t>
+            </w:r>
+            <w:r>
+              <w:rPr/>
+              <w:t xml:space="preserve"> or IT </w:t>
+            </w:r>
+            <w:r>
+              <w:rPr/>
+              <w:t>Tester</w:t>
+            </w:r>
+            <w:r>
+              <w:rPr/>
+              <w:t>(</w:t>
+            </w:r>
+            <w:r>
+              <w:rPr/>
+              <w:t>Role)</w:t>
+            </w:r>
           </w:p>
         </w:tc>
         <w:tc>
           <w:tcPr>
             <w:tcW w:w="3005" w:type="dxa"/>
-          </w:tcPr>
-          <w:p>
-            <w:pPr>
-              <w:rPr>
-                <w:lang w:val="en-ID"/>
-              </w:rPr>
-            </w:pPr>
+            <w:tcMar/>
+          </w:tcPr>
+          <w:p>
+            <w:pPr>
+              <w:rPr>
+                <w:lang w:val="en-ID"/>
+              </w:rPr>
+            </w:pPr>
+            <w:r>
+              <w:rPr>
+                <w:lang w:val="en-ID"/>
+              </w:rPr>
+              <w:t xml:space="preserve">273 AUD for technical Lead and 136 AUD as reviewer </w:t>
+            </w:r>
           </w:p>
         </w:tc>
         <w:tc>
           <w:tcPr>
             <w:tcW w:w="3006" w:type="dxa"/>
-          </w:tcPr>
-          <w:p>
-            <w:pPr>
-              <w:rPr>
-                <w:lang w:val="en-ID"/>
-              </w:rPr>
-            </w:pPr>
+            <w:tcMar/>
+          </w:tcPr>
+          <w:p>
+            <w:pPr>
+              <w:rPr>
+                <w:lang w:val="en-ID"/>
+              </w:rPr>
+            </w:pPr>
+            <w:r>
+              <w:rPr>
+                <w:lang w:val="en-ID"/>
+              </w:rPr>
+              <w:t>409 AUD/day (Seek)</w:t>
+            </w:r>
           </w:p>
         </w:tc>
       </w:tr>
@@ -6051,6 +6477,7 @@
         <w:tc>
           <w:tcPr>
             <w:tcW w:w="3005" w:type="dxa"/>
+            <w:tcMar/>
           </w:tcPr>
           <w:p>
             <w:r>
@@ -6061,25 +6488,57 @@
         <w:tc>
           <w:tcPr>
             <w:tcW w:w="3005" w:type="dxa"/>
-          </w:tcPr>
-          <w:p>
-            <w:pPr>
-              <w:rPr>
-                <w:lang w:val="en-ID"/>
-              </w:rPr>
-            </w:pPr>
+            <w:tcMar/>
+          </w:tcPr>
+          <w:p>
+            <w:pPr>
+              <w:rPr>
+                <w:lang w:val="en-ID"/>
+              </w:rPr>
+            </w:pPr>
+            <w:r>
+              <w:rPr>
+                <w:lang w:val="en-ID"/>
+              </w:rPr>
+              <w:t xml:space="preserve">No reviewer  </w:t>
+            </w:r>
           </w:p>
         </w:tc>
         <w:tc>
           <w:tcPr>
             <w:tcW w:w="3006" w:type="dxa"/>
-          </w:tcPr>
-          <w:p>
-            <w:pPr>
-              <w:rPr>
-                <w:lang w:val="en-ID"/>
-              </w:rPr>
-            </w:pPr>
+            <w:tcMar/>
+          </w:tcPr>
+          <w:p>
+            <w:pPr>
+              <w:rPr>
+                <w:lang w:val="en-AU"/>
+              </w:rPr>
+            </w:pPr>
+            <w:r>
+              <w:rPr>
+                <w:lang w:val="en-AU"/>
+              </w:rPr>
+              <w:t>$ 356 AUD /</w:t>
+            </w:r>
+            <w:r>
+              <w:rPr>
+                <w:lang w:val="en-AU"/>
+              </w:rPr>
+              <w:t xml:space="preserve">Day </w:t>
+            </w:r>
+            <w:r>
+              <w:rPr>
+                <w:lang w:val="en-AU"/>
+              </w:rPr>
+              <w:t xml:space="preserve"> (</w:t>
+            </w:r>
+            <w:r>
+              <w:rPr>
+                <w:lang w:val="en-AU"/>
+              </w:rPr>
+              <w:t>Seek)</w:t>
+            </w:r>
           </w:p>
         </w:tc>
       </w:tr>
@@ -6090,46 +6549,149 @@
         <w:tc>
           <w:tcPr>
             <w:tcW w:w="3005" w:type="dxa"/>
-          </w:tcPr>
-          <w:p>
-            <w:r>
+            <w:tcMar/>
+          </w:tcPr>
+          <w:p>
+            <w:r>
+              <w:rPr/>
               <w:t>Cyber Operator</w:t>
             </w:r>
+            <w:r>
+              <w:rPr/>
+              <w:t xml:space="preserve"> / Cyber Engineer </w:t>
+            </w:r>
+            <w:r>
+              <w:rPr/>
+              <w:t>/ Cyber Security Engineer</w:t>
+            </w:r>
           </w:p>
         </w:tc>
         <w:tc>
           <w:tcPr>
             <w:tcW w:w="3005" w:type="dxa"/>
-          </w:tcPr>
-          <w:p>
-            <w:pPr>
-              <w:rPr>
-                <w:lang w:val="en-ID"/>
-              </w:rPr>
-            </w:pPr>
+            <w:tcMar/>
+          </w:tcPr>
+          <w:p>
+            <w:pPr>
+              <w:rPr>
+                <w:lang w:val="en-ID"/>
+              </w:rPr>
+            </w:pPr>
+            <w:r>
+              <w:rPr>
+                <w:lang w:val="en-ID"/>
+              </w:rPr>
+              <w:t>437 AUD for Technical Lead and 273 as reviewer</w:t>
+            </w:r>
           </w:p>
         </w:tc>
         <w:tc>
           <w:tcPr>
             <w:tcW w:w="3006" w:type="dxa"/>
-          </w:tcPr>
-          <w:p>
-            <w:pPr>
-              <w:rPr>
-                <w:lang w:val="en-ID"/>
-              </w:rPr>
-            </w:pPr>
+            <w:tcMar/>
+          </w:tcPr>
+          <w:p>
+            <w:pPr>
+              <w:rPr>
+                <w:lang w:val="en-ID"/>
+              </w:rPr>
+            </w:pPr>
+            <w:r>
+              <w:rPr>
+                <w:lang w:val="en-ID"/>
+              </w:rPr>
+              <w:t xml:space="preserve">$ </w:t>
+            </w:r>
+            <w:r>
+              <w:rPr>
+                <w:lang w:val="en-ID"/>
+              </w:rPr>
+              <w:t>710</w:t>
+            </w:r>
+            <w:r>
+              <w:rPr>
+                <w:lang w:val="en-ID"/>
+              </w:rPr>
+              <w:t xml:space="preserve"> AUD/day</w:t>
+            </w:r>
+            <w:r>
+              <w:rPr>
+                <w:lang w:val="en-ID"/>
+              </w:rPr>
+              <w:t xml:space="preserve"> (Seek)</w:t>
+            </w:r>
           </w:p>
         </w:tc>
       </w:tr>
     </w:tbl>
     <w:p/>
     <w:p>
+      <w:pPr/>
+      <w:r>
+        <w:rPr/>
+        <w:t xml:space="preserve">Total budget for all personnel to </w:t>
+      </w:r>
+      <w:r>
+        <w:rPr/>
+        <w:t>completed</w:t>
+      </w:r>
+      <w:r>
+        <w:rPr/>
+        <w:t xml:space="preserve"> the project in 66 days would be $65</w:t>
+      </w:r>
+      <w:r>
+        <w:rPr/>
+        <w:t xml:space="preserve">.534 AUD </w:t>
+      </w:r>
+    </w:p>
+    <w:p>
       <w:pPr>
         <w:rPr>
           <w:lang w:val="en-ID"/>
         </w:rPr>
       </w:pPr>
+      <w:r>
+        <w:rPr>
+          <w:lang w:val="en-ID"/>
+        </w:rPr>
+        <w:t>Therefore, es</w:t>
+      </w:r>
+      <w:r>
+        <w:rPr>
+          <w:lang w:val="en-ID"/>
+        </w:rPr>
+        <w:t xml:space="preserve">timation total budget would </w:t>
+      </w:r>
+      <w:r>
+        <w:rPr>
+          <w:lang w:val="en-ID"/>
+        </w:rPr>
+        <w:t xml:space="preserve">be </w:t>
+      </w:r>
+      <w:r>
+        <w:rPr>
+          <w:lang w:val="en-ID"/>
+        </w:rPr>
+        <w:t xml:space="preserve"> $</w:t>
+      </w:r>
+      <w:r>
+        <w:rPr>
+          <w:lang w:val="en-ID"/>
+        </w:rPr>
+        <w:t xml:space="preserve"> 65.,760 AUD</w:t>
+      </w:r>
+      <w:r>
+        <w:rPr>
+          <w:lang w:val="en-ID"/>
+        </w:rPr>
+        <w:t xml:space="preserve"> </w:t>
+      </w:r>
+      <w:r>
+        <w:rPr>
+          <w:lang w:val="en-ID"/>
+        </w:rPr>
+        <w:t xml:space="preserve">For tools and resources of this project </w:t>
+      </w:r>
     </w:p>
     <w:p>
       <w:pPr>
@@ -6422,26 +6984,23 @@
     </w:p>
     <w:p>
       <w:r>
-        <w:rPr>
-          <w:noProof/>
-        </w:rPr>
         <w:drawing>
-          <wp:inline distT="0" distB="0" distL="0" distR="0" wp14:anchorId="723DC671" wp14:editId="7A376798">
+          <wp:inline wp14:editId="215F8B97" wp14:anchorId="723DC671">
             <wp:extent cx="5724525" cy="4019550"/>
             <wp:effectExtent l="0" t="0" r="0" b="0"/>
             <wp:docPr id="648681694" name="drawing"/>
             <wp:cNvGraphicFramePr>
-              <a:graphicFrameLocks xmlns:a="http://schemas.openxmlformats.org/drawingml/2006/main" noChangeAspect="1"/>
+              <a:graphicFrameLocks noChangeAspect="1"/>
             </wp:cNvGraphicFramePr>
-            <a:graphic xmlns:a="http://schemas.openxmlformats.org/drawingml/2006/main">
-              <a:graphicData uri="http://schemas.openxmlformats.org/drawingml/2006/picture">
+            <a:graphic>
+              <a:graphicData xmlns:a="http://schemas.openxmlformats.org/drawingml/2006/main" uri="http://schemas.openxmlformats.org/drawingml/2006/picture">
                 <pic:pic xmlns:pic="http://schemas.openxmlformats.org/drawingml/2006/picture">
                   <pic:nvPicPr>
                     <pic:cNvPr id="648681694" name="Picture 648681694"/>
                     <pic:cNvPicPr/>
                   </pic:nvPicPr>
                   <pic:blipFill>
-                    <a:blip r:embed="rId10">
+                    <a:blip xmlns:r="http://schemas.openxmlformats.org/officeDocument/2006/relationships" r:embed="rId10">
                       <a:extLst>
                         <a:ext uri="{28A0092B-C50C-407E-A947-70E740481C1C}">
                           <a14:useLocalDpi xmlns:a14="http://schemas.microsoft.com/office/drawing/2010/main"/>
@@ -6470,77 +7029,7 @@
     </w:p>
     <w:p>
       <w:pPr>
-        <w:pStyle w:val="Heading1"/>
-        <w:rPr>
-          <w:lang w:val="en-ID"/>
-        </w:rPr>
-      </w:pPr>
-      <w:bookmarkStart w:name="_Toc225158176" w:id="15"/>
-      <w:r>
-        <w:rPr>
-          <w:lang w:val="en-ID"/>
-        </w:rPr>
-        <w:t>Ethical and Professional Issue</w:t>
-      </w:r>
-      <w:bookmarkEnd w:id="15"/>
-    </w:p>
-    <w:p>
-      <w:pPr>
-        <w:rPr>
-          <w:lang w:val="en-ID"/>
-        </w:rPr>
-      </w:pPr>
-    </w:p>
-    <w:p>
-      <w:pPr>
-        <w:spacing w:line="276" w:lineRule="auto"/>
-        <w:rPr>
-          <w:rFonts w:ascii="Calibri" w:hAnsi="Calibri" w:eastAsia="Calibri" w:cs="Calibri"/>
-        </w:rPr>
-      </w:pPr>
-    </w:p>
-    <w:p>
-      <w:pPr>
-        <w:spacing w:line="276" w:lineRule="auto"/>
-        <w:rPr>
-          <w:rFonts w:ascii="Calibri" w:hAnsi="Calibri" w:eastAsia="Calibri" w:cs="Calibri"/>
-        </w:rPr>
-      </w:pPr>
-    </w:p>
-    <w:p>
-      <w:pPr>
-        <w:spacing w:line="276" w:lineRule="auto"/>
-        <w:rPr>
-          <w:rFonts w:ascii="Calibri" w:hAnsi="Calibri" w:eastAsia="Calibri" w:cs="Calibri"/>
-        </w:rPr>
-      </w:pPr>
-    </w:p>
-    <w:p>
-      <w:pPr>
-        <w:spacing w:line="276" w:lineRule="auto"/>
-        <w:rPr>
-          <w:rFonts w:ascii="Calibri" w:hAnsi="Calibri" w:eastAsia="Calibri" w:cs="Calibri"/>
-        </w:rPr>
-      </w:pPr>
-    </w:p>
-    <w:p>
-      <w:pPr>
-        <w:spacing w:line="276" w:lineRule="auto"/>
-        <w:rPr>
-          <w:rFonts w:ascii="Calibri" w:hAnsi="Calibri" w:eastAsia="Calibri" w:cs="Calibri"/>
-        </w:rPr>
-      </w:pPr>
-    </w:p>
-    <w:p>
-      <w:pPr>
-        <w:spacing w:line="276" w:lineRule="auto"/>
-        <w:rPr>
-          <w:rFonts w:ascii="Calibri" w:hAnsi="Calibri" w:eastAsia="Calibri" w:cs="Calibri"/>
-        </w:rPr>
-      </w:pPr>
-    </w:p>
-    <w:p>
-      <w:pPr>
+        <w:pStyle w:val="Normal"/>
         <w:rPr>
           <w:lang w:val="en-ID"/>
         </w:rPr>
@@ -11272,10 +11761,175 @@
 </b:Sources>
 </file>
 
+<file path=customXml/item2.xml><?xml version="1.0" encoding="utf-8"?>
+<ct:contentTypeSchema xmlns:ct="http://schemas.microsoft.com/office/2006/metadata/contentType" xmlns:ma="http://schemas.microsoft.com/office/2006/metadata/properties/metaAttributes" ct:_="" ma:_="" ma:contentTypeName="Document" ma:contentTypeID="0x010100727A1C2034FE5B429A3517FF4DD596AE" ma:contentTypeVersion="3" ma:contentTypeDescription="Create a new document." ma:contentTypeScope="" ma:versionID="56c8eab8ed663bb273ba25ef4adec3aa">
+  <xsd:schema xmlns:xsd="http://www.w3.org/2001/XMLSchema" xmlns:xs="http://www.w3.org/2001/XMLSchema" xmlns:p="http://schemas.microsoft.com/office/2006/metadata/properties" xmlns:ns2="b66a5001-99b9-4458-9295-e8556f007b7e" targetNamespace="http://schemas.microsoft.com/office/2006/metadata/properties" ma:root="true" ma:fieldsID="fab02d996a1b08b8dd58aff966872552" ns2:_="">
+    <xsd:import namespace="b66a5001-99b9-4458-9295-e8556f007b7e"/>
+    <xsd:element name="properties">
+      <xsd:complexType>
+        <xsd:sequence>
+          <xsd:element name="documentManagement">
+            <xsd:complexType>
+              <xsd:all>
+                <xsd:element ref="ns2:MediaServiceMetadata" minOccurs="0"/>
+                <xsd:element ref="ns2:MediaServiceFastMetadata" minOccurs="0"/>
+                <xsd:element ref="ns2:MediaServiceSearchProperties" minOccurs="0"/>
+              </xsd:all>
+            </xsd:complexType>
+          </xsd:element>
+        </xsd:sequence>
+      </xsd:complexType>
+    </xsd:element>
+  </xsd:schema>
+  <xsd:schema xmlns:xsd="http://www.w3.org/2001/XMLSchema" xmlns:xs="http://www.w3.org/2001/XMLSchema" xmlns:dms="http://schemas.microsoft.com/office/2006/documentManagement/types" xmlns:pc="http://schemas.microsoft.com/office/infopath/2007/PartnerControls" targetNamespace="b66a5001-99b9-4458-9295-e8556f007b7e" elementFormDefault="qualified">
+    <xsd:import namespace="http://schemas.microsoft.com/office/2006/documentManagement/types"/>
+    <xsd:import namespace="http://schemas.microsoft.com/office/infopath/2007/PartnerControls"/>
+    <xsd:element name="MediaServiceMetadata" ma:index="8" nillable="true" ma:displayName="MediaServiceMetadata" ma:hidden="true" ma:internalName="MediaServiceMetadata" ma:readOnly="true">
+      <xsd:simpleType>
+        <xsd:restriction base="dms:Note"/>
+      </xsd:simpleType>
+    </xsd:element>
+    <xsd:element name="MediaServiceFastMetadata" ma:index="9" nillable="true" ma:displayName="MediaServiceFastMetadata" ma:hidden="true" ma:internalName="MediaServiceFastMetadata" ma:readOnly="true">
+      <xsd:simpleType>
+        <xsd:restriction base="dms:Note"/>
+      </xsd:simpleType>
+    </xsd:element>
+    <xsd:element name="MediaServiceSearchProperties" ma:index="10" nillable="true" ma:displayName="MediaServiceSearchProperties" ma:hidden="true" ma:internalName="MediaServiceSearchProperties" ma:readOnly="true">
+      <xsd:simpleType>
+        <xsd:restriction base="dms:Note"/>
+      </xsd:simpleType>
+    </xsd:element>
+  </xsd:schema>
+  <xsd:schema xmlns="http://schemas.openxmlformats.org/package/2006/metadata/core-properties" xmlns:xsd="http://www.w3.org/2001/XMLSchema" xmlns:xsi="http://www.w3.org/2001/XMLSchema-instance" xmlns:dc="http://purl.org/dc/elements/1.1/" xmlns:dcterms="http://purl.org/dc/terms/" xmlns:odoc="http://schemas.microsoft.com/internal/obd" targetNamespace="http://schemas.openxmlformats.org/package/2006/metadata/core-properties" elementFormDefault="qualified" attributeFormDefault="unqualified" blockDefault="#all">
+    <xsd:import namespace="http://purl.org/dc/elements/1.1/" schemaLocation="http://dublincore.org/schemas/xmls/qdc/2003/04/02/dc.xsd"/>
+    <xsd:import namespace="http://purl.org/dc/terms/" schemaLocation="http://dublincore.org/schemas/xmls/qdc/2003/04/02/dcterms.xsd"/>
+    <xsd:element name="coreProperties" type="CT_coreProperties"/>
+    <xsd:complexType name="CT_coreProperties">
+      <xsd:all>
+        <xsd:element ref="dc:creator" minOccurs="0" maxOccurs="1"/>
+        <xsd:element ref="dcterms:created" minOccurs="0" maxOccurs="1"/>
+        <xsd:element ref="dc:identifier" minOccurs="0" maxOccurs="1"/>
+        <xsd:element name="contentType" minOccurs="0" maxOccurs="1" type="xsd:string" ma:index="0" ma:displayName="Content Type"/>
+        <xsd:element ref="dc:title" minOccurs="0" maxOccurs="1" ma:index="4" ma:displayName="Title"/>
+        <xsd:element ref="dc:subject" minOccurs="0" maxOccurs="1"/>
+        <xsd:element ref="dc:description" minOccurs="0" maxOccurs="1"/>
+        <xsd:element name="keywords" minOccurs="0" maxOccurs="1" type="xsd:string"/>
+        <xsd:element ref="dc:language" minOccurs="0" maxOccurs="1"/>
+        <xsd:element name="category" minOccurs="0" maxOccurs="1" type="xsd:string"/>
+        <xsd:element name="version" minOccurs="0" maxOccurs="1" type="xsd:string"/>
+        <xsd:element name="revision" minOccurs="0" maxOccurs="1" type="xsd:string">
+          <xsd:annotation>
+            <xsd:documentation>
+                        This value indicates the number of saves or revisions. The application is responsible for updating this value after each revision.
+                    </xsd:documentation>
+          </xsd:annotation>
+        </xsd:element>
+        <xsd:element name="lastModifiedBy" minOccurs="0" maxOccurs="1" type="xsd:string"/>
+        <xsd:element ref="dcterms:modified" minOccurs="0" maxOccurs="1"/>
+        <xsd:element name="contentStatus" minOccurs="0" maxOccurs="1" type="xsd:string"/>
+      </xsd:all>
+    </xsd:complexType>
+  </xsd:schema>
+  <xs:schema xmlns:pc="http://schemas.microsoft.com/office/infopath/2007/PartnerControls" xmlns:xs="http://www.w3.org/2001/XMLSchema" targetNamespace="http://schemas.microsoft.com/office/infopath/2007/PartnerControls" elementFormDefault="qualified" attributeFormDefault="unqualified">
+    <xs:element name="Person">
+      <xs:complexType>
+        <xs:sequence>
+          <xs:element ref="pc:DisplayName" minOccurs="0"/>
+          <xs:element ref="pc:AccountId" minOccurs="0"/>
+          <xs:element ref="pc:AccountType" minOccurs="0"/>
+        </xs:sequence>
+      </xs:complexType>
+    </xs:element>
+    <xs:element name="DisplayName" type="xs:string"/>
+    <xs:element name="AccountId" type="xs:string"/>
+    <xs:element name="AccountType" type="xs:string"/>
+    <xs:element name="BDCAssociatedEntity">
+      <xs:complexType>
+        <xs:sequence>
+          <xs:element ref="pc:BDCEntity" minOccurs="0" maxOccurs="unbounded"/>
+        </xs:sequence>
+        <xs:attribute ref="pc:EntityNamespace"/>
+        <xs:attribute ref="pc:EntityName"/>
+        <xs:attribute ref="pc:SystemInstanceName"/>
+        <xs:attribute ref="pc:AssociationName"/>
+      </xs:complexType>
+    </xs:element>
+    <xs:attribute name="EntityNamespace" type="xs:string"/>
+    <xs:attribute name="EntityName" type="xs:string"/>
+    <xs:attribute name="SystemInstanceName" type="xs:string"/>
+    <xs:attribute name="AssociationName" type="xs:string"/>
+    <xs:element name="BDCEntity">
+      <xs:complexType>
+        <xs:sequence>
+          <xs:element ref="pc:EntityDisplayName" minOccurs="0"/>
+          <xs:element ref="pc:EntityInstanceReference" minOccurs="0"/>
+          <xs:element ref="pc:EntityId1" minOccurs="0"/>
+          <xs:element ref="pc:EntityId2" minOccurs="0"/>
+          <xs:element ref="pc:EntityId3" minOccurs="0"/>
+          <xs:element ref="pc:EntityId4" minOccurs="0"/>
+          <xs:element ref="pc:EntityId5" minOccurs="0"/>
+        </xs:sequence>
+      </xs:complexType>
+    </xs:element>
+    <xs:element name="EntityDisplayName" type="xs:string"/>
+    <xs:element name="EntityInstanceReference" type="xs:string"/>
+    <xs:element name="EntityId1" type="xs:string"/>
+    <xs:element name="EntityId2" type="xs:string"/>
+    <xs:element name="EntityId3" type="xs:string"/>
+    <xs:element name="EntityId4" type="xs:string"/>
+    <xs:element name="EntityId5" type="xs:string"/>
+    <xs:element name="Terms">
+      <xs:complexType>
+        <xs:sequence>
+          <xs:element ref="pc:TermInfo" minOccurs="0" maxOccurs="unbounded"/>
+        </xs:sequence>
+      </xs:complexType>
+    </xs:element>
+    <xs:element name="TermInfo">
+      <xs:complexType>
+        <xs:sequence>
+          <xs:element ref="pc:TermName" minOccurs="0"/>
+          <xs:element ref="pc:TermId" minOccurs="0"/>
+        </xs:sequence>
+      </xs:complexType>
+    </xs:element>
+    <xs:element name="TermName" type="xs:string"/>
+    <xs:element name="TermId" type="xs:string"/>
+  </xs:schema>
+</ct:contentTypeSchema>
+</file>
+
+<file path=customXml/item3.xml><?xml version="1.0" encoding="utf-8"?>
+<?mso-contentType ?>
+<FormTemplates xmlns="http://schemas.microsoft.com/sharepoint/v3/contenttype/forms">
+  <Display>DocumentLibraryForm</Display>
+  <Edit>DocumentLibraryForm</Edit>
+  <New>DocumentLibraryForm</New>
+</FormTemplates>
+</file>
+
+<file path=customXml/item4.xml><?xml version="1.0" encoding="utf-8"?>
+<p:properties xmlns:p="http://schemas.microsoft.com/office/2006/metadata/properties" xmlns:xsi="http://www.w3.org/2001/XMLSchema-instance" xmlns:pc="http://schemas.microsoft.com/office/infopath/2007/PartnerControls">
+  <documentManagement/>
+</p:properties>
+</file>
+
 <file path=customXml/itemProps1.xml><?xml version="1.0" encoding="utf-8"?>
 <ds:datastoreItem xmlns:ds="http://schemas.openxmlformats.org/officeDocument/2006/customXml" ds:itemID="{3F41DF48-9194-411B-984F-086EE7A5DE7B}">
   <ds:schemaRefs>
     <ds:schemaRef ds:uri="http://schemas.openxmlformats.org/officeDocument/2006/bibliography"/>
   </ds:schemaRefs>
 </ds:datastoreItem>
+</file>
+
+<file path=customXml/itemProps2.xml><?xml version="1.0" encoding="utf-8"?>
+<ds:datastoreItem xmlns:ds="http://schemas.openxmlformats.org/officeDocument/2006/customXml" ds:itemID="{15C6C5E7-77C9-4DD1-BAC4-8F3D71ED8711}"/>
+</file>
+
+<file path=customXml/itemProps3.xml><?xml version="1.0" encoding="utf-8"?>
+<ds:datastoreItem xmlns:ds="http://schemas.openxmlformats.org/officeDocument/2006/customXml" ds:itemID="{D4B6D653-2B57-4ADA-8C3C-4D65A1B2A2BE}"/>
+</file>
+
+<file path=customXml/itemProps4.xml><?xml version="1.0" encoding="utf-8"?>
+<ds:datastoreItem xmlns:ds="http://schemas.openxmlformats.org/officeDocument/2006/customXml" ds:itemID="{CC47CDF8-9880-4BAC-892E-A54B67577EF3}"/>
 </file>